--- a/Alpo_questions_grouped.docx
+++ b/Alpo_questions_grouped.docx
@@ -64,7 +64,7 @@
           <w:highlight w:val="yellow"/>
           <w:lang w:val="en-US"/>
         </w:rPr>
-        <w:t>Ques.8) Gender of main customer</w:t>
+        <w:t>Ques.8) Gender of main customer (Advisee(s)) (Hallucination.)</w:t>
       </w:r>
     </w:p>
     <w:p>
@@ -86,6 +86,8 @@
         </w:rPr>
         <w:t>Ques.7) Number of customers in the conversation (From Diarization)</w:t>
       </w:r>
+      <w:bookmarkStart w:id="0" w:name="_GoBack"/>
+      <w:bookmarkEnd w:id="0"/>
       <w:r>
         <w:rPr>
           <w:rFonts w:hint="default"/>
@@ -100,7 +102,7 @@
           <w:highlight w:val="yellow"/>
           <w:lang w:val="en-US"/>
         </w:rPr>
-        <w:t>Ques.9) Age of the Main customer</w:t>
+        <w:t>Ques.9) Age of the Main customer (Advisee(s))</w:t>
       </w:r>
       <w:r>
         <w:rPr>
@@ -150,7 +152,7 @@
           <w:rFonts w:hint="default"/>
           <w:lang w:val="en-US"/>
         </w:rPr>
-        <w:t>Ques.5) Contact Method:</w:t>
+        <w:t>Ques.5) What is the contact method used by Advisee(s):</w:t>
       </w:r>
       <w:r>
         <w:rPr>
@@ -2436,16 +2438,7 @@
           <w:rFonts w:hint="default"/>
           <w:lang w:val="en-US"/>
         </w:rPr>
-        <w:t>Ques.22) Any other Feedback</w:t>
-      </w:r>
-      <w:bookmarkStart w:id="0" w:name="_GoBack"/>
-      <w:bookmarkEnd w:id="0"/>
-      <w:r>
-        <w:rPr>
-          <w:rFonts w:hint="default"/>
-          <w:lang w:val="en-US"/>
-        </w:rPr>
-        <w:t xml:space="preserve">                                                                                                                                                                                                                                                                                                                                                                                                                                                        </w:t>
+        <w:t xml:space="preserve">Ques.22) Any other Feedback                                                                                                                                                                                                                                                                                                                                                                                                                                                        </w:t>
       </w:r>
     </w:p>
     <w:p/>
